--- a/assets/resume/Mohamed Thoufeeq FSD Resume.docx
+++ b/assets/resume/Mohamed Thoufeeq FSD Resume.docx
@@ -214,7 +214,7 @@
             <w:sz w:val="20"/>
             <w:szCs w:val="20"/>
           </w:rPr>
-          <w:t>linkedin.com/in/mohamedthoufeeq</w:t>
+          <w:t>LinkedIn</w:t>
         </w:r>
       </w:hyperlink>
       <w:r>
@@ -224,17 +224,55 @@
           <w:sz w:val="20"/>
           <w:szCs w:val="20"/>
         </w:rPr>
+        <w:t xml:space="preserve"> </w:t>
+      </w:r>
+      <w:r>
+        <w:rPr>
+          <w:rFonts w:ascii="Calibri" w:eastAsia="Calibri" w:hAnsi="Calibri" w:cs="Calibri"/>
+          <w:color w:val="808080" w:themeColor="background1" w:themeShade="80"/>
+          <w:sz w:val="20"/>
+          <w:szCs w:val="20"/>
+        </w:rPr>
         <w:t>|</w:t>
       </w:r>
-      <w:r>
-        <w:rPr>
-          <w:rFonts w:ascii="Calibri" w:eastAsia="Calibri" w:hAnsi="Calibri" w:cs="Calibri"/>
+      <w:hyperlink r:id="rId10" w:history="1">
+        <w:r>
+          <w:rPr>
+            <w:rStyle w:val="Hyperlink"/>
+            <w:rFonts w:ascii="Calibri" w:eastAsia="Calibri" w:hAnsi="Calibri" w:cs="Calibri"/>
+            <w:sz w:val="20"/>
+            <w:szCs w:val="20"/>
+          </w:rPr>
+          <w:t>Portfolio</w:t>
+        </w:r>
+      </w:hyperlink>
+      <w:r>
+        <w:rPr>
+          <w:rFonts w:ascii="Calibri" w:eastAsia="Calibri" w:hAnsi="Calibri" w:cs="Calibri"/>
+          <w:color w:val="808080" w:themeColor="background1" w:themeShade="80"/>
           <w:sz w:val="20"/>
           <w:szCs w:val="20"/>
         </w:rPr>
         <w:t xml:space="preserve"> </w:t>
       </w:r>
-      <w:hyperlink r:id="rId10">
+      <w:r>
+        <w:rPr>
+          <w:rFonts w:ascii="Calibri" w:eastAsia="Calibri" w:hAnsi="Calibri" w:cs="Calibri"/>
+          <w:color w:val="808080" w:themeColor="background1" w:themeShade="80"/>
+          <w:sz w:val="20"/>
+          <w:szCs w:val="20"/>
+        </w:rPr>
+        <w:t>|</w:t>
+      </w:r>
+      <w:r>
+        <w:rPr>
+          <w:rFonts w:ascii="Calibri" w:eastAsia="Calibri" w:hAnsi="Calibri" w:cs="Calibri"/>
+          <w:sz w:val="20"/>
+          <w:szCs w:val="20"/>
+        </w:rPr>
+        <w:t xml:space="preserve"> </w:t>
+      </w:r>
+      <w:hyperlink r:id="rId11">
         <w:r>
           <w:rPr>
             <w:rStyle w:val="Hyperlink"/>
@@ -288,7 +326,8 @@
         </w:rPr>
         <w:t xml:space="preserve"> </w:t>
       </w:r>
-      <w:hyperlink r:id="rId11">
+      <w:hyperlink r:id="rId12">
+        <w:proofErr w:type="spellStart"/>
         <w:r>
           <w:rPr>
             <w:rStyle w:val="Hyperlink"/>
@@ -298,6 +337,7 @@
           </w:rPr>
           <w:t>Credly</w:t>
         </w:r>
+        <w:proofErr w:type="spellEnd"/>
         <w:r>
           <w:rPr>
             <w:rStyle w:val="Hyperlink"/>
@@ -333,7 +373,8 @@
         </w:rPr>
         <w:t xml:space="preserve"> </w:t>
       </w:r>
-      <w:hyperlink r:id="rId12">
+      <w:hyperlink r:id="rId13">
+        <w:proofErr w:type="spellStart"/>
         <w:r>
           <w:rPr>
             <w:rStyle w:val="Hyperlink"/>
@@ -361,6 +402,7 @@
           </w:rPr>
           <w:t>ank</w:t>
         </w:r>
+        <w:proofErr w:type="spellEnd"/>
       </w:hyperlink>
       <w:r>
         <w:rPr>
@@ -387,7 +429,8 @@
         </w:rPr>
         <w:t xml:space="preserve"> </w:t>
       </w:r>
-      <w:hyperlink r:id="rId13">
+      <w:hyperlink r:id="rId14">
+        <w:proofErr w:type="spellStart"/>
         <w:r>
           <w:rPr>
             <w:rStyle w:val="Hyperlink"/>
@@ -397,6 +440,7 @@
           </w:rPr>
           <w:t>LeetCode</w:t>
         </w:r>
+        <w:proofErr w:type="spellEnd"/>
       </w:hyperlink>
     </w:p>
     <w:p>
@@ -1275,8 +1319,27 @@
           <w:sz w:val="20"/>
           <w:szCs w:val="20"/>
         </w:rPr>
-        <w:t xml:space="preserve">, GraphQL, </w:t>
-      </w:r>
+        <w:t xml:space="preserve">, </w:t>
+      </w:r>
+      <w:proofErr w:type="spellStart"/>
+      <w:r>
+        <w:rPr>
+          <w:rFonts w:ascii="Calibri" w:eastAsia="Calibri" w:hAnsi="Calibri" w:cs="Calibri"/>
+          <w:sz w:val="20"/>
+          <w:szCs w:val="20"/>
+        </w:rPr>
+        <w:t>GraphQL</w:t>
+      </w:r>
+      <w:proofErr w:type="spellEnd"/>
+      <w:r>
+        <w:rPr>
+          <w:rFonts w:ascii="Calibri" w:eastAsia="Calibri" w:hAnsi="Calibri" w:cs="Calibri"/>
+          <w:sz w:val="20"/>
+          <w:szCs w:val="20"/>
+        </w:rPr>
+        <w:t xml:space="preserve">, </w:t>
+      </w:r>
+      <w:proofErr w:type="spellStart"/>
       <w:r>
         <w:rPr>
           <w:rFonts w:ascii="Calibri" w:eastAsia="Calibri" w:hAnsi="Calibri" w:cs="Calibri"/>
@@ -1285,6 +1348,7 @@
         </w:rPr>
         <w:t>gRPC</w:t>
       </w:r>
+      <w:proofErr w:type="spellEnd"/>
     </w:p>
     <w:p>
       <w:pPr>
@@ -1680,6 +1744,7 @@
         </w:rPr>
         <w:tab/>
       </w:r>
+      <w:proofErr w:type="spellStart"/>
       <w:r>
         <w:rPr>
           <w:rFonts w:ascii="Calibri" w:eastAsia="Calibri" w:hAnsi="Calibri" w:cs="Calibri"/>
@@ -1689,7 +1754,19 @@
           <w:sz w:val="20"/>
           <w:szCs w:val="20"/>
         </w:rPr>
-        <w:t>Tiruchirapalli, Tamil Nadu, India</w:t>
+        <w:t>Tiruchirapalli</w:t>
+      </w:r>
+      <w:proofErr w:type="spellEnd"/>
+      <w:r>
+        <w:rPr>
+          <w:rFonts w:ascii="Calibri" w:eastAsia="Calibri" w:hAnsi="Calibri" w:cs="Calibri"/>
+          <w:i/>
+          <w:iCs/>
+          <w:color w:val="A6A6A6" w:themeColor="background1" w:themeShade="A6"/>
+          <w:sz w:val="20"/>
+          <w:szCs w:val="20"/>
+        </w:rPr>
+        <w:t>, Tamil Nadu, India</w:t>
       </w:r>
     </w:p>
     <w:p>
@@ -1814,7 +1891,43 @@
           <w:sz w:val="20"/>
           <w:szCs w:val="20"/>
         </w:rPr>
-        <w:t xml:space="preserve">Problem Solving in LeetCode &amp; HackerRank </w:t>
+        <w:t xml:space="preserve">Problem Solving in </w:t>
+      </w:r>
+      <w:proofErr w:type="spellStart"/>
+      <w:r>
+        <w:rPr>
+          <w:rFonts w:ascii="Calibri" w:eastAsia="Calibri" w:hAnsi="Calibri" w:cs="Calibri"/>
+          <w:sz w:val="20"/>
+          <w:szCs w:val="20"/>
+        </w:rPr>
+        <w:t>LeetCode</w:t>
+      </w:r>
+      <w:proofErr w:type="spellEnd"/>
+      <w:r>
+        <w:rPr>
+          <w:rFonts w:ascii="Calibri" w:eastAsia="Calibri" w:hAnsi="Calibri" w:cs="Calibri"/>
+          <w:sz w:val="20"/>
+          <w:szCs w:val="20"/>
+        </w:rPr>
+        <w:t xml:space="preserve"> &amp; </w:t>
+      </w:r>
+      <w:proofErr w:type="spellStart"/>
+      <w:r>
+        <w:rPr>
+          <w:rFonts w:ascii="Calibri" w:eastAsia="Calibri" w:hAnsi="Calibri" w:cs="Calibri"/>
+          <w:sz w:val="20"/>
+          <w:szCs w:val="20"/>
+        </w:rPr>
+        <w:t>HackerRank</w:t>
+      </w:r>
+      <w:proofErr w:type="spellEnd"/>
+      <w:r>
+        <w:rPr>
+          <w:rFonts w:ascii="Calibri" w:eastAsia="Calibri" w:hAnsi="Calibri" w:cs="Calibri"/>
+          <w:sz w:val="20"/>
+          <w:szCs w:val="20"/>
+        </w:rPr>
+        <w:t xml:space="preserve"> </w:t>
       </w:r>
       <w:r>
         <w:rPr>
